--- a/MIMs-latest-da.docx
+++ b/MIMs-latest-da.docx
@@ -86,7 +86,7 @@
           <w:color w:val="003399"/>
           <w:sz w:val="52"/>
         </w:rPr>
-        <w:t>Tjekliste til udbud med de minimale mekanismer for interoperabilitet (MIMs)</w:t>
+        <w:t>Tjekliste til udbud baseret på de minimale interoperabilitetsmekanismer (MIMs)</w:t>
       </w:r>
     </w:p>
     <w:p>
@@ -101,7 +101,7 @@
           <w:color w:val="C2186F"/>
           <w:sz w:val="30"/>
         </w:rPr>
-        <w:t>Hvad udbuddet skal indeholde, så kommunen beholder sine data</w:t>
+        <w:t>Hvad udbudsmaterialet skal fastsætte, så kommunen beholder kontrollen over sine data</w:t>
       </w:r>
     </w:p>
     <w:p>
@@ -116,7 +116,7 @@
           <w:color w:val="5A5A6E"/>
           <w:sz w:val="22"/>
         </w:rPr>
-        <w:t>Til MIMs Plus 9.0 fra OASC</w:t>
+        <w:t>Specifikation: MIMs Plus 9.0 fra OASC</w:t>
       </w:r>
     </w:p>
     <w:p>
@@ -165,7 +165,7 @@
           <w:color w:val="003399"/>
           <w:sz w:val="36"/>
         </w:rPr>
-        <w:t>Hvorfor dette hæfte</w:t>
+        <w:t>Formålet med dette hæfte</w:t>
       </w:r>
     </w:p>
     <w:p>
@@ -191,7 +191,7 @@
           <w:i w:val="0"/>
           <w:sz w:val="21"/>
         </w:rPr>
-        <w:t>Sådan behøver det ikke at være. De minimale interoperabilitetsmekanismer (MIMs), der vedligeholdes af Open &amp; Agile Smart Cities (OASC) og støttes gennem den europæiske living-in.eu-bevægelse, beskriver de minimale tekniske krav, der holder dine data åbne, genanvendelige og leverandøruafhængige. De er bevidst enkle: ikke en forkromet arkitektur, blot de få krav der skal være opfyldt, for at systemer kan tale sammen.</w:t>
+        <w:t>Sådan behøver det ikke at være. De minimale interoperabilitetsmekanismer (MIMs), der vedligeholdes af Open &amp; Agile Smart Cities (OASC) og støttes gennem den europæiske living-in.eu-bevægelse, beskriver de minimale tekniske krav, der holder dine data åbne, genanvendelige og leverandøruafhængige. De er bevidst beskedne: ikke en stor arkitektur, blot de få betingelser, der skal gælde, for at systemer kan udveksle data.</w:t>
       </w:r>
     </w:p>
     <w:p>
@@ -204,7 +204,7 @@
           <w:i w:val="0"/>
           <w:sz w:val="21"/>
         </w:rPr>
-        <w:t>Du behøver ikke at være ingeniør for at bruge dem. Hver tjekliste omsætter én MIM til letforståelige kravpunkter, som du kan kopiere ind i et udbud, ledsaget af en forklaring på, hvordan hvert punkt beskytter dig. Lige efter tjeklisten finder du hvert krav fra den pågældende MIM ordret, så dine tekniske kolleger og tilbudsgiverne kan kontrollere detaljerne.</w:t>
+        <w:t>Der kræves ingen teknisk baggrund for at bruge dette hæfte. Hver tjekliste omsætter én MIM til letforståelige kravpunkter, som du kan kopiere ind i et udbud, ledsaget af begrundelsen for, hvordan hvert punkt beskytter dig. Lige efter tjeklisten finder du hvert krav fra den pågældende MIM ordret, så dine tekniske kolleger og tilbudsgiverne kan kontrollere detaljerne.</w:t>
       </w:r>
     </w:p>
     <w:p>
@@ -217,7 +217,7 @@
           <w:i w:val="0"/>
           <w:sz w:val="21"/>
         </w:rPr>
-        <w:t>Kommuner, der stiller krav om MIMs, køber ind én gang og genbruger mange gange: luftkvalitetsdata føder skolens instrumentbræt, gadebelysningsregistret føder energiplanen, og den næste leverandør kan bygge videre, hvor den forrige slap. Det er, hvad interoperabilitet betyder i praksis — og det forventes i stigende grad i EU-finansierede projekter.</w:t>
+        <w:t>Kommuner, der stiller krav om MIMs, køber ind én gang og genbruger mange gange: luftkvalitetsdata leveres til skolens dashboard, gadebelysningsregistret indgår i energiplanen, og den næste leverandør kan bygge videre, hvor den forrige slap. Det er, hvad interoperabilitet betyder i praksis — og det forventes i stigende grad i EU-finansierede projekter.</w:t>
       </w:r>
     </w:p>
     <w:tbl>
@@ -358,7 +358,7 @@
                 <w:i w:val="0"/>
                 <w:sz w:val="19"/>
               </w:rPr>
-              <w:t>adgang til data fra opkoblede produkter samt skift mellem cloudtjenester uden leverandørindlåsning.</w:t>
+              <w:t>adgang til data fra opkoblede produkter samt skift mellem cloududbydere uden leverandørindlåsning.</w:t>
             </w:r>
           </w:p>
           <w:p>
@@ -420,7 +420,7 @@
                 <w:i w:val="0"/>
                 <w:sz w:val="19"/>
               </w:rPr>
-              <w:t>værdifulde datasæt skal stilles gratis til rådighed i maskinlæsbare formater via API'er.</w:t>
+              <w:t>datasæt af høj værdi skal stilles gratis til rådighed i maskinlæsbare formater via API'er.</w:t>
             </w:r>
           </w:p>
           <w:p>
@@ -451,7 +451,7 @@
                 <w:i w:val="0"/>
                 <w:sz w:val="19"/>
               </w:rPr>
-              <w:t>et cybersikkerhedsniveau; national lovgivning afgør, i hvilket omfang lokalforvaltningen er omfattet.</w:t>
+              <w:t>et grundlæggende cybersikkerhedsniveau; national lovgivning afgør, i hvilket omfang lokalforvaltningen er omfattet.</w:t>
             </w:r>
           </w:p>
           <w:p>
@@ -615,7 +615,7 @@
           <w:i w:val="0"/>
           <w:sz w:val="20"/>
         </w:rPr>
-        <w:t>Bed tilbudsgiverne om at påvise frem for at love (se klausulen af samme navn). Efterprøv overensstemmelsen mod det overensstemmelsesskema, tilbudsgiveren har udfyldt.</w:t>
+        <w:t>Bed tilbudsgiverne om at vise frem for at love (se klausulen ”Vis det, lov det ikke”). Efterprøv overensstemmelsen mod det overensstemmelsesskema, tilbudsgiveren har udfyldt.</w:t>
       </w:r>
     </w:p>
     <w:p>
@@ -839,7 +839,7 @@
                 <w:i w:val="0"/>
                 <w:sz w:val="19"/>
               </w:rPr>
-              <w:t>Tjeklistens punkter anvender ordet ”skal”, selv hvor specifikationen blot anbefaler (bør) eller opstiller en kandidatmekanisme. Det er ordregiverens beslutning.</w:t>
+              <w:t>Tjeklistens punkter formulerer hvert punkt som et krav, selv hvor specifikationen kun anbefaler (bør) eller opstiller en kandidatmekanisme. Det er ordregiverens beslutning.</w:t>
             </w:r>
           </w:p>
         </w:tc>
@@ -888,7 +888,7 @@
           <w:i w:val="0"/>
           <w:sz w:val="21"/>
         </w:rPr>
-        <w:t>Syv enkle mekanismer, ét formål: dine data forbliver dine, og dine systemer kan tale sammen.</w:t>
+        <w:t>Syv små mekanismer, ét mål: data forbliver under kommunens kontrol, og systemerne fungerer sammen.</w:t>
       </w:r>
     </w:p>
     <w:p>
@@ -910,7 +910,7 @@
           <w:i w:val="0"/>
           <w:sz w:val="20"/>
         </w:rPr>
-        <w:t>Dataadgang</w:t>
+        <w:t>Adgang til data</w:t>
       </w:r>
     </w:p>
     <w:p>
@@ -1740,7 +1740,7 @@
           <w:i w:val="0"/>
           <w:sz w:val="20"/>
         </w:rPr>
-        <w:t>Fejl, caching og hastighedsbegrænsninger følger standardiserede HTTP-konventioner og er dokumenterede.</w:t>
+        <w:t>Fejl, caching og kaldsbegrænsninger følger standardiserede HTTP-konventioner og er dokumenterede.</w:t>
       </w:r>
     </w:p>
     <w:p>
@@ -1945,7 +1945,7 @@
                 <w:i w:val="0"/>
                 <w:sz w:val="18"/>
               </w:rPr>
-              <w:t>Afregning pr. forespørgsel for kommunens egne data (se klausulen ”Ingen bruger- eller forespørgselsbaserede gebyrer”).</w:t>
+              <w:t>Afregning pr. forespørgsel for kommunens egne data (se klausulen ”Ingen gebyrer for egne data”).</w:t>
             </w:r>
           </w:p>
         </w:tc>
@@ -2218,7 +2218,7 @@
                 <w:i w:val="0"/>
                 <w:sz w:val="16"/>
               </w:rPr>
-              <w:t>Datamodeller anvendt af nyttelaster BØR specificeres (se MIM2)</w:t>
+              <w:t>Datamodeller anvendt af nyttelaster bør specificeres (se MIM2)</w:t>
             </w:r>
           </w:p>
         </w:tc>
@@ -2480,7 +2480,7 @@
               <w:br/>
               <w:t>API'er BØR udstille tidsstempel for næste forventede opdatering</w:t>
               <w:br/>
-              <w:t>API'er BØR understøtte eksplicit versionering af slutpunkter</w:t>
+              <w:t>API'er BØR understøtte eksplicit versionering af endpoints</w:t>
               <w:br/>
               <w:t>API'er BØR stille eksempler på nyttelast eller testforespørgsler til rådighed</w:t>
               <w:br/>
@@ -2492,7 +2492,7 @@
               <w:br/>
               <w:t>API'er KAN (VALGFRIT) understøtte delvise svar eller forespørgselsprojektioner</w:t>
               <w:br/>
-              <w:t>API'er KAN (VALGFRIT) udstille et standardiseret sundheds-/statusslutpunkt</w:t>
+              <w:t>API'er KAN (VALGFRIT) udstille et standardiseret health-/status-endpoint</w:t>
             </w:r>
           </w:p>
         </w:tc>
@@ -2767,7 +2767,7 @@
                 <w:i w:val="0"/>
                 <w:sz w:val="16"/>
               </w:rPr>
-              <w:t>Hvis sådanne begrænsninger er indført, SKAL de følge de krav, der er defineret i MIM3 og MIM6, specifikt: aktøridentifikation (MIM3.C5.R0), autorisation og aktørroller (MIM6.C1.R4), politikker på dataintitetsniveau (MIM6.C1.R4)</w:t>
+              <w:t>Hvis sådanne begrænsninger er indført, SKAL de følge de krav, der er defineret i MIM3 og MIM6, specifikt: aktøridentifikation (MIM3.C5.R0), autorisation og aktørroller (MIM6.C1.R4), politikker på dataaktivniveau (MIM6.C1.R4)</w:t>
             </w:r>
           </w:p>
         </w:tc>
@@ -2829,7 +2829,7 @@
           <w:color w:val="003399"/>
           <w:sz w:val="36"/>
         </w:rPr>
-        <w:t>MIM1 · Har ethvert objekt et varigt navn?</w:t>
+        <w:t>MIM1 · Har alle entiteter et varigt navn?</w:t>
       </w:r>
     </w:p>
     <w:p>
@@ -3005,7 +3005,7 @@
           <w:i w:val="0"/>
           <w:sz w:val="20"/>
         </w:rPr>
-        <w:t>Hvor det samme fysiske objekt optræder i flere systemer, kan identifikatorerne matches til hinanden.</w:t>
+        <w:t>Hvor det samme fysiske objekt optræder i flere systemer, kan identifikatorerne mappes/sammenkædes indbyrdes.</w:t>
       </w:r>
     </w:p>
     <w:p>
@@ -3616,7 +3616,7 @@
                 <w:color w:val="003399"/>
                 <w:sz w:val="16"/>
               </w:rPr>
-              <w:t>Entiteter kan typespecifiseres</w:t>
+              <w:t>Entiteter kan typespecificeres</w:t>
             </w:r>
           </w:p>
         </w:tc>
@@ -4206,7 +4206,7 @@
           <w:i w:val="0"/>
           <w:sz w:val="20"/>
         </w:rPr>
-        <w:t>Udvidelser leveres som dokumenterede profiler/tilføjelser oven på standardmodellen — aldrig som en modificeret, proprietær forgrening.</w:t>
+        <w:t>Udvidelser leveres som dokumenterede profiler/tilføjelser oven på standardmodellen — aldrig som et modificeret, proprietært fork.</w:t>
       </w:r>
     </w:p>
     <w:p>
@@ -4569,7 +4569,7 @@
                 <w:i w:val="0"/>
                 <w:sz w:val="16"/>
               </w:rPr>
-              <w:t>Datamodeller, der anvendes for alle entiteter i enhver datakilde, SKAL gøres eksplicitte. De SKAL være veldokumenterede og have beskrivende metadata, hvor de anvendte termer SKAL være semantisk entydige. For attributter relateret til måleenheder, tidsformater osv. SKAL de anvendte enheder, formater osv. gøres eksplicitte. Datamodellerne BØR katalogiseres, så de er lette at finde.</w:t>
+              <w:t>Datamodeller, der anvendes for alle entiteter i enhver datakilde, skal gøres eksplicitte. De skal være veldokumenterede og have beskrivende metadata, hvor de anvendte termer skal være semantisk entydige. For attributter relateret til måleenheder, tidsformater osv. skal de anvendte enheder, formater osv. gøres eksplicitte. Datamodellerne bør katalogiseres, så de er lette at finde.</w:t>
             </w:r>
           </w:p>
         </w:tc>
@@ -4618,7 +4618,7 @@
                 <w:i w:val="0"/>
                 <w:sz w:val="16"/>
               </w:rPr>
-              <w:t>Anvendte datamodeller SKAL (hvor det er muligt) baseres på almindeligt anerkendte standardiserede datamodeller som anført nedenfor</w:t>
+              <w:t>Anvendte datamodeller skal (hvor det er muligt) baseres på almindeligt anerkendte standardiserede datamodeller som anført nedenfor</w:t>
             </w:r>
           </w:p>
         </w:tc>
@@ -4667,7 +4667,7 @@
                 <w:i w:val="0"/>
                 <w:sz w:val="16"/>
               </w:rPr>
-              <w:t>Hvor det ikke er muligt at anvende eksisterende standardiserede datamodeller, SKAL der gøres en indsats for at udvide eksisterende standardiserede datamodeller, der ligger tættest op ad, eller definere nye i overensstemmelse med bedste praksis og konventioner i det fællesskab eller den organisation, der definerer datamodellerne.</w:t>
+              <w:t>Hvor det ikke er muligt at anvende eksisterende standardiserede datamodeller, skal der gøres en indsats for at udvide eksisterende standardiserede datamodeller, der ligger tættest op ad, eller definere nye i overensstemmelse med bedste praksis og konventioner i det fællesskab eller den organisation, der definerer datamodellerne.</w:t>
             </w:r>
           </w:p>
         </w:tc>
@@ -4716,7 +4716,7 @@
                 <w:i w:val="0"/>
                 <w:sz w:val="16"/>
               </w:rPr>
-              <w:t>Anvendte datamodeller SKAL understøtte udveksling af data ved at anvende de relevante krav i MIM'erne om adgang til data og sammenkædning af data</w:t>
+              <w:t>Anvendte datamodeller skal understøtte udveksling af data ved at anvende de relevante krav i MIM'erne om adgang til data og sammenkædning af data</w:t>
             </w:r>
           </w:p>
         </w:tc>
@@ -4818,7 +4818,7 @@
                 <w:i w:val="0"/>
                 <w:sz w:val="16"/>
               </w:rPr>
-              <w:t>En fælles datamodel for hver nøgleentitet BØR udvikles for ethvert dataøkosystem. Den fælles datamodel BØR indeholde alle de felter, der indgår i de forskellige datamodeller for den entitet, som anvendes i det dataøkosystem. Hver forskellig datamodel, der anvendes i det dataøkosystem, KAN (MULIGHED) derefter transformeres til den fælles datamodel.</w:t>
+              <w:t>En fælles datamodel for hver nøgleentitet bør udvikles for ethvert dataøkosystem. Den fælles datamodel bør indeholde alle de felter, der indgår i de forskellige datamodeller for den entitet, som anvendes i det dataøkosystem. Hver forskellig datamodel, der anvendes i det dataøkosystem, kan derefter transformeres til den fælles datamodel.</w:t>
             </w:r>
           </w:p>
         </w:tc>
@@ -4920,7 +4920,7 @@
                 <w:i w:val="0"/>
                 <w:sz w:val="16"/>
               </w:rPr>
-              <w:t>Hver anvendt datamodel SKAL have mindst ét defineret maskinlæsbart datatransportformat ("serialisering"), der er åbent, offentligt tilgængeligt og uafhængigt af implementering.</w:t>
+              <w:t>Hver anvendt datamodel skal have mindst ét defineret maskinlæsbart datatransportformat ("serialisering"), der er åbent, offentligt tilgængeligt og uafhængigt af implementering.</w:t>
             </w:r>
           </w:p>
         </w:tc>
@@ -4969,7 +4969,7 @@
                 <w:i w:val="0"/>
                 <w:sz w:val="16"/>
               </w:rPr>
-              <w:t>Dokumentationen af datatransportformatet BØR være tilstrækkelig til at tillade oprettelse af en ikke-proprietær applikation eller fortolker, der er i stand til at rekonstruere alle data gemt i et sådant dataformat.</w:t>
+              <w:t>Dokumentationen af datatransportformatet bør være tilstrækkelig til at tillade oprettelse af en ikke-proprietær applikation eller fortolker, der er i stand til at rekonstruere alle data gemt i et sådant dataformat.</w:t>
             </w:r>
           </w:p>
         </w:tc>
@@ -4985,7 +4985,7 @@
                 <w:color w:val="5A5A6E"/>
                 <w:sz w:val="16"/>
               </w:rPr>
-              <w:t>The documentation of the data transport format should be sufficient to allow the creation of non-proprietary application or interpretor that is able to reconstruct all the data stored in such a data format.</w:t>
+              <w:t>The documentation of the data transport format should be sufficient to allow the creation of non-proprietary application or interpretor [sic] that is able to reconstruct all the data stored in such a data format.</w:t>
             </w:r>
           </w:p>
         </w:tc>
@@ -5018,7 +5018,7 @@
                 <w:i w:val="0"/>
                 <w:sz w:val="16"/>
               </w:rPr>
-              <w:t>Hvor flere datatransportformater understøttes for den samme datamodel, SKAL de repræsentere det samme informationsindhold ensartet og uden tab af betydning.</w:t>
+              <w:t>Hvor flere datatransportformater understøttes for den samme datamodel, skal de repræsentere det samme informationsindhold ensartet og uden tab af betydning.</w:t>
             </w:r>
           </w:p>
         </w:tc>
@@ -5067,7 +5067,7 @@
                 <w:i w:val="0"/>
                 <w:sz w:val="16"/>
               </w:rPr>
-              <w:t>Repræsentationen BØR understøtte validering ved hjælp af offentligt publicerede skemaer, grammatikker eller tilsvarende maskinlæsbare begrænsninger, hvor sådanne valideringsmekanismer findes for det valgte format.</w:t>
+              <w:t>Repræsentationen bør understøtte validering ved hjælp af offentligt publicerede skemaer, grammatikker eller tilsvarende maskinlæsbare begrænsninger, hvor sådanne valideringsmekanismer findes for det valgte format.</w:t>
             </w:r>
           </w:p>
         </w:tc>
@@ -5169,7 +5169,7 @@
                 <w:i w:val="0"/>
                 <w:sz w:val="16"/>
               </w:rPr>
-              <w:t>Applikationsprofiler, der udvider en datamodel, BØR IKKE påvirke den allerede eksisterende model og dens brugere</w:t>
+              <w:t>Applikationsprofiler, der udvider en datamodel, bør ikke påvirke den allerede eksisterende model og dens brugere</w:t>
             </w:r>
           </w:p>
         </w:tc>
@@ -5218,7 +5218,7 @@
                 <w:i w:val="0"/>
                 <w:sz w:val="16"/>
               </w:rPr>
-              <w:t>De specialiseringer eller udvidelser, der introduceres i modellens applikationsprofil, BØR være veldokumenterede, adskilt fra grunddatamodellen</w:t>
+              <w:t>De specialiseringer eller udvidelser, der introduceres i modellens applikationsprofil, bør være veldokumenterede, adskilt fra grunddatamodellen</w:t>
             </w:r>
           </w:p>
         </w:tc>
@@ -5317,7 +5317,7 @@
           <w:i w:val="0"/>
           <w:sz w:val="20"/>
         </w:rPr>
-        <w:t>Ikke alle kommunale data kan uden videre offentliggøres: nogle har kommerciel værdi, andre er fortrolige. MIM3 handler om at dele de resterende data sikkert: et katalog, der kan søges i, standardiserede licensskabeloner i stedet for skræddersyet jurasprog, samt styringsregler, som alle kan læse. Specifikationen formulerer næsten hele MIM3 som en henstilling (se s. 3).</w:t>
+        <w:t>Ikke alle kommunale data kan uden videre offentliggøres: nogle er kommercielle, andre følsomme. MIM3 handler om alligevel at dele resten sikkert: et katalog, som folk kan søge i, licenser fra skabeloner i stedet for skræddersyet juridisk tekst, og styringsregler, som alle kan læse. Specifikationen formulerer næsten hele MIM3 som en henstilling (se s. 3).</w:t>
       </w:r>
     </w:p>
     <w:p>
@@ -5402,7 +5402,7 @@
           <w:i w:val="0"/>
           <w:sz w:val="20"/>
         </w:rPr>
-        <w:t>Vilkår og licenser for anvendelse af data hidrører fra velkendte skabeloner (f.eks. åbne licenser, standardiserede datadelingsaftaler), ikke skræddersyet jurasprog pr. datasæt.</w:t>
+        <w:t>Vilkår og licenser for anvendelse af data baseres på velkendte standardskabeloner (f.eks. åbne licenser, standardiserede datadelingsaftaler), ikke skræddersyet juridisk tekst pr. datasæt.</w:t>
       </w:r>
     </w:p>
     <w:p>
@@ -5416,7 +5416,7 @@
           <w:color w:val="5A5A6E"/>
           <w:sz w:val="18"/>
         </w:rPr>
-        <w:t xml:space="preserve">Aftaler kan skaleres, så jurister ikke bliver en flaskehals.   </w:t>
+        <w:t xml:space="preserve">Aftaler kan skaleres uden juridisk gennemgang i hvert enkelt tilfælde.   </w:t>
       </w:r>
       <w:r>
         <w:rPr>
@@ -5617,7 +5617,7 @@
                 <w:i w:val="0"/>
                 <w:sz w:val="18"/>
               </w:rPr>
-              <w:t>Leverandøren gør krav på rettigheder over kommunens data (se klausulen ”Ejerskab til data”).</w:t>
+              <w:t>Leverandøren gør krav på rettigheder over kommunens data (se klausulen ”Rettigheder til data”).</w:t>
             </w:r>
           </w:p>
           <w:p>
@@ -5765,7 +5765,7 @@
                 <w:i w:val="0"/>
                 <w:sz w:val="16"/>
               </w:rPr>
-              <w:t>Orkestratoren af et dataøkosystem BØR kunne definere en styringsmodel (f.eks. et regelsæt), der skitserer medlemskabsregler, roller, ansvar og forpligtelser for økosystemets deltagere samt de overordnede principper, der styrer dataudvekslingen mellem dem.</w:t>
+              <w:t>Orkestratoren af et dataøkosystem bør kunne definere en styringsmodel (f.eks. et regelsæt), der skitserer medlemskabsregler, roller, ansvar og forpligtelser for økosystemets deltagere samt de overordnede principper, der styrer dataudvekslingen mellem dem.</w:t>
             </w:r>
           </w:p>
         </w:tc>
@@ -5814,7 +5814,7 @@
                 <w:i w:val="0"/>
                 <w:sz w:val="16"/>
               </w:rPr>
-              <w:t>Medlemmer, der deltager i et dataøkosystem, BØR have kendskab til dets styringsmodel og eventuelle ændringer af den.</w:t>
+              <w:t>Medlemmer, der deltager i et dataøkosystem, bør have kendskab til dets styringsmodel og eventuelle ændringer af den.</w:t>
             </w:r>
           </w:p>
         </w:tc>
@@ -5863,7 +5863,7 @@
                 <w:i w:val="0"/>
                 <w:sz w:val="16"/>
               </w:rPr>
-              <w:t>Styringsmodellen BØR være let forståelig for alle deltagere i økosystemet.</w:t>
+              <w:t>Styringsmodellen bør være let forståelig for alle deltagere i økosystemet.</w:t>
             </w:r>
           </w:p>
         </w:tc>
@@ -5965,7 +5965,7 @@
                 <w:i w:val="0"/>
                 <w:sz w:val="16"/>
               </w:rPr>
-              <w:t>Dataleverandører er frie til at fastsætte vilkår og betingelser for udvekslingen af deres data. (Bemærk: Før dataaktiver deles, BØR dataleverandører sikre sig, at de har tilstrækkelig tilladelse fra dataejerne).</w:t>
+              <w:t>Dataleverandører er frie til at fastsætte vilkår og betingelser for udvekslingen af deres data. (Bemærk: Før dataaktiver deles, bør dataleverandører sikre sig, at de har tilstrækkelig tilladelse fra dataejerne).</w:t>
             </w:r>
           </w:p>
         </w:tc>
@@ -6014,7 +6014,7 @@
                 <w:i w:val="0"/>
                 <w:sz w:val="16"/>
               </w:rPr>
-              <w:t>Vilkår og betingelser for en dataudveksling BØR beskrives klart og utvetydigt, så de er letforståelige for databrugere.</w:t>
+              <w:t>Vilkår og betingelser for en dataudveksling bør beskrives klart og utvetydigt, så de er letforståelige for databrugere.</w:t>
             </w:r>
           </w:p>
         </w:tc>
@@ -6063,7 +6063,7 @@
                 <w:i w:val="0"/>
                 <w:sz w:val="16"/>
               </w:rPr>
-              <w:t>Vilkår og betingelser for en dataudveksling BØR udtrykkes gennem datalicenser eller datadelingsaftaler baseret på veldefinerede skabeloner eller standarder.</w:t>
+              <w:t>Vilkår og betingelser for en dataudveksling bør udtrykkes gennem datalicenser eller datadelingsaftaler baseret på veldefinerede skabeloner eller standarder.</w:t>
             </w:r>
           </w:p>
         </w:tc>
@@ -6112,7 +6112,7 @@
                 <w:i w:val="0"/>
                 <w:sz w:val="16"/>
               </w:rPr>
-              <w:t>Vilkår og betingelser BØR være i overensstemmelse med dataøkosystemets overordnede styringsmodel og MÅ IKKE være i strid med den. (Bemærk: En dataleverandør KAN (MULIGHED) beslutte ikke at deltage i et dataøkosystem, hvis den underliggende styringsmodel er for restriktiv eller for lempelig).</w:t>
+              <w:t>Vilkår og betingelser bør være i overensstemmelse med dataøkosystemets overordnede styringsmodel og må ikke være i strid med den. (Bemærk: En dataleverandør kan beslutte ikke at deltage i et dataøkosystem, hvis den underliggende styringsmodel er for restriktiv eller for lempelig).</w:t>
             </w:r>
           </w:p>
         </w:tc>
@@ -6214,7 +6214,7 @@
                 <w:i w:val="0"/>
                 <w:sz w:val="16"/>
               </w:rPr>
-              <w:t>Orkestratoren af et dataøkosystem SKAL kunne fastslå deltagernes overholdelse af den underliggende styringsmodel.</w:t>
+              <w:t>Orkestratoren af et dataøkosystem skal kunne fastslå deltagernes overholdelse af den underliggende styringsmodel.</w:t>
             </w:r>
           </w:p>
         </w:tc>
@@ -6263,7 +6263,7 @@
                 <w:i w:val="0"/>
                 <w:sz w:val="16"/>
               </w:rPr>
-              <w:t>Dataleverandører BØR kunne fastslå, at en databrugers anvendelse af data overholder tidligere aftalte vilkår og betingelser.</w:t>
+              <w:t>Dataleverandører bør kunne fastslå, at en databrugers anvendelse af data overholder tidligere aftalte vilkår og betingelser.</w:t>
             </w:r>
           </w:p>
         </w:tc>
@@ -6312,7 +6312,7 @@
                 <w:i w:val="0"/>
                 <w:sz w:val="16"/>
               </w:rPr>
-              <w:t>Databrugere BØR kunne fastslå, at dataleverandørens levering af data følger tidligere aftalte vilkår og betingelser.</w:t>
+              <w:t>Databrugere bør kunne fastslå, at dataleverandørens levering af data følger tidligere aftalte vilkår og betingelser.</w:t>
             </w:r>
           </w:p>
         </w:tc>
@@ -6414,7 +6414,7 @@
                 <w:i w:val="0"/>
                 <w:sz w:val="16"/>
               </w:rPr>
-              <w:t>Databrugere BØR kunne opdage, hvilke data der er tilgængelige i et datadelingsøkosystem uden forudgående kendskab til det.</w:t>
+              <w:t>Databrugere bør kunne opdage, hvilke data der er tilgængelige i et datadelingsøkosystem uden forudgående kendskab til det.</w:t>
             </w:r>
           </w:p>
         </w:tc>
@@ -6463,7 +6463,7 @@
                 <w:i w:val="0"/>
                 <w:sz w:val="16"/>
               </w:rPr>
-              <w:t>Dataaktiver BØR være fyldestgørende beskrevet med metadata, så databrugere kan træffe pålidelige beslutninger om deres videre tilsigtede anvendelse.</w:t>
+              <w:t>Dataaktiver bør være fyldestgørende beskrevet med metadata, så databrugere kan træffe pålidelige beslutninger om deres videre tilsigtede anvendelse.</w:t>
             </w:r>
           </w:p>
         </w:tc>
@@ -6512,7 +6512,7 @@
                 <w:i w:val="0"/>
                 <w:sz w:val="16"/>
               </w:rPr>
-              <w:t>Metadata, der anvendes til at beskrive dataaktiver, BØR baseres på veldefinerede, letforståelige beskrivelsesformater, der er både menneske- og maskinlæsbare.</w:t>
+              <w:t>Metadata, der anvendes til at beskrive dataaktiver, bør baseres på veldefinerede, letforståelige beskrivelsesformater, der er både menneske- og maskinlæsbare.</w:t>
             </w:r>
           </w:p>
         </w:tc>
@@ -6614,7 +6614,7 @@
                 <w:i w:val="0"/>
                 <w:sz w:val="16"/>
               </w:rPr>
-              <w:t>Deltagere i økosystemet (f.eks. databrugere og -leverandører) BØR kunne opdage hinanden inden for et datadelingsøkosystem.</w:t>
+              <w:t>Deltagere i økosystemet (f.eks. databrugere og -leverandører) bør kunne opdage hinanden inden for et datadelingsøkosystem.</w:t>
             </w:r>
           </w:p>
         </w:tc>
@@ -6663,7 +6663,7 @@
                 <w:i w:val="0"/>
                 <w:sz w:val="16"/>
               </w:rPr>
-              <w:t>Tilstrækkelige metadata om hver deltager i økosystemet BØR være tilgængelige for at fastslå deres troværdighed relevant for dataudveksling.</w:t>
+              <w:t>Tilstrækkelige metadata om hver deltager i økosystemet bør være tilgængelige for at fastslå deres troværdighed relevant for dataudveksling.</w:t>
             </w:r>
           </w:p>
         </w:tc>
@@ -6712,7 +6712,7 @@
                 <w:i w:val="0"/>
                 <w:sz w:val="16"/>
               </w:rPr>
-              <w:t>Dataleverandører BØR pålideligt kunne identificere databrugere, der ønsker adgang til deres dataaktiver, og verificere deres metadata, før der gives adgang.</w:t>
+              <w:t>Dataleverandører bør pålideligt kunne identificere databrugere, der ønsker adgang til deres dataaktiver, og verificere deres metadata, før der gives adgang.</w:t>
             </w:r>
           </w:p>
         </w:tc>
@@ -6761,7 +6761,7 @@
                 <w:i w:val="0"/>
                 <w:sz w:val="16"/>
               </w:rPr>
-              <w:t>Databrugere BØR kunne identificere dataleverandører, der deler data i et dataøkosystem, før de tilgår eller anvender disse data.</w:t>
+              <w:t>Databrugere bør kunne identificere dataleverandører, der deler data i et dataøkosystem, før de tilgår eller anvender disse data.</w:t>
             </w:r>
           </w:p>
         </w:tc>
@@ -6810,7 +6810,7 @@
                 <w:i w:val="0"/>
                 <w:sz w:val="16"/>
               </w:rPr>
-              <w:t>Deltagere i økosystemet KAN (VALGFRIT) også vælge at forblive anonyme, hvis styringsmodellen for datadelingsøkosystemet tillader det. I så fald KAN (MULIGHED) RC5.1 til RC5.4 ignoreres.</w:t>
+              <w:t>Deltagere i økosystemet kan også vælge at forblive anonyme, hvis styringsmodellen for datadelingsøkosystemet tillader det. I så fald kan RC5.1 til RC5.4 ignoreres.</w:t>
             </w:r>
           </w:p>
         </w:tc>
@@ -6912,7 +6912,7 @@
                 <w:i w:val="0"/>
                 <w:sz w:val="16"/>
               </w:rPr>
-              <w:t>Databrugere og -leverandører BØR kunne indgå aftale om en dataudveksling og de dertil knyttede vilkår og betingelser (f.eks. accept af vilkår, juridisk underskrift på en aftale eller forhandling).</w:t>
+              <w:t>Databrugere og -leverandører bør kunne indgå aftale om en dataudveksling og de dertil knyttede vilkår og betingelser (f.eks. accept af vilkår, juridisk underskrift på en aftale eller forhandling).</w:t>
             </w:r>
           </w:p>
         </w:tc>
@@ -6961,7 +6961,7 @@
                 <w:i w:val="0"/>
                 <w:sz w:val="16"/>
               </w:rPr>
-              <w:t>Databrugere og -leverandører BØR kunne opsige en tidligere aftalt dataudveksling i overensstemmelse med de dertil knyttede vilkår og betingelser.</w:t>
+              <w:t>Databrugere og -leverandører bør kunne opsige en tidligere aftalt dataudveksling i overensstemmelse med de dertil knyttede vilkår og betingelser.</w:t>
             </w:r>
           </w:p>
         </w:tc>
@@ -7010,7 +7010,7 @@
                 <w:i w:val="0"/>
                 <w:sz w:val="16"/>
               </w:rPr>
-              <w:t>Hvor det er muligt, KAN (VALGFRIT) der stilles elektroniske midler til rådighed for aftaleindgåelse og opsigelse af en dataudveksling.</w:t>
+              <w:t>Hvor det er muligt, kan der stilles elektroniske midler til rådighed for aftaleindgåelse og opsigelse af en dataudveksling.</w:t>
             </w:r>
           </w:p>
         </w:tc>
@@ -7062,7 +7062,7 @@
                 <w:color w:val="003399"/>
                 <w:sz w:val="16"/>
               </w:rPr>
-              <w:t>Nye data, der p.t. ikke er tilgængelige, kan anmodes</w:t>
+              <w:t>Der kan anmodes om nye data, der p.t. ikke er tilgængelige</w:t>
             </w:r>
           </w:p>
         </w:tc>
@@ -7112,7 +7112,7 @@
                 <w:i w:val="0"/>
                 <w:sz w:val="16"/>
               </w:rPr>
-              <w:t>Databrugere BØR kunne tilkendegive deres interesse for dataaktiver, der p.t. ikke er tilgængelige i datadelingsøkosystemet.</w:t>
+              <w:t>Databrugere bør kunne tilkendegive deres interesse for dataaktiver, der p.t. ikke er tilgængelige i datadelingsøkosystemet.</w:t>
             </w:r>
           </w:p>
         </w:tc>
@@ -7161,7 +7161,7 @@
                 <w:i w:val="0"/>
                 <w:sz w:val="16"/>
               </w:rPr>
-              <w:t>Dataleverandører BØR kunne modtage anmodninger fremsat af databrugere om nye dataaktiver.</w:t>
+              <w:t>Dataleverandører bør kunne modtage anmodninger fremsat af databrugere om nye dataaktiver.</w:t>
             </w:r>
           </w:p>
         </w:tc>
@@ -7223,7 +7223,7 @@
           <w:color w:val="003399"/>
           <w:sz w:val="36"/>
         </w:rPr>
-        <w:t>MIM6 · Er vores data sikre under overførsel og i brug?</w:t>
+        <w:t>MIM6 · Er vores data sikre?</w:t>
       </w:r>
     </w:p>
     <w:p>
@@ -7467,7 +7467,7 @@
           <w:i w:val="0"/>
           <w:sz w:val="20"/>
         </w:rPr>
-        <w:t>Tilbudsgiveren skal dokumentere overensstemmelse med ISO/IEC 27001:2022 (eller tilsvarende) for den leverede tjeneste.</w:t>
+        <w:t>Tilbudsgiveren påviser overensstemmelse med ISO/IEC 27001:2022 (eller tilsvarende) for den tjeneste, de driver.</w:t>
       </w:r>
     </w:p>
     <w:p>
@@ -7586,7 +7586,7 @@
                 <w:i w:val="0"/>
                 <w:sz w:val="18"/>
               </w:rPr>
-              <w:t>Når noget går galt, viser logfilerne hvad og hvem.</w:t>
+              <w:t>Efter en hændelse viser logfilerne, hvad der skete, og hvem der handlede.</w:t>
             </w:r>
           </w:p>
         </w:tc>
@@ -7948,7 +7948,7 @@
                 <w:color w:val="003399"/>
                 <w:sz w:val="16"/>
               </w:rPr>
-              <w:t>Data tilgået af brugere er ikke blevet ændret</w:t>
+              <w:t>Data, som brugere tilgår, er ikke blevet ændret</w:t>
             </w:r>
           </w:p>
         </w:tc>
@@ -8100,7 +8100,7 @@
                 <w:i w:val="0"/>
                 <w:sz w:val="16"/>
               </w:rPr>
-              <w:t>Sikre autentifikationsteknologier og -procedurer SKAL implementeres på baggrund af begrænsninger for informationsadgang og den emnespecifikke politik for adgangsstyring. (ISO 27001 8.5 Sikker autentifikation)</w:t>
+              <w:t>Sikre autentifikationsteknologier og -procedurer skal implementeres på baggrund af begrænsninger for informationsadgang og den emnespecifikke politik for adgangsstyring. (ISO 27001 8.5 Sikker autentifikation)</w:t>
             </w:r>
           </w:p>
         </w:tc>
@@ -8349,7 +8349,7 @@
                 <w:i w:val="0"/>
                 <w:sz w:val="16"/>
               </w:rPr>
-              <w:t>OIDC4VCI / OIDC4VP, OpenID til udstedelse og præsentation af verificerbare akkreditiver</w:t>
+              <w:t>OIDC4VCI / OIDC4VP, OpenID til udstedelse og præsentation af verificerbare legitimationsoplysninger</w:t>
             </w:r>
           </w:p>
         </w:tc>
@@ -8451,7 +8451,7 @@
                 <w:i w:val="0"/>
                 <w:sz w:val="16"/>
               </w:rPr>
-              <w:t>Logning. Logfiler, der registrerer aktiviteter, undtagelser, fejl og andre relevante hændelser, SKAL produceres, opbevares, beskyttes og analyseres.</w:t>
+              <w:t>Logning. Logfiler, der registrerer aktiviteter, undtagelser, fejl og andre relevante hændelser, skal produceres, opbevares, beskyttes og analyseres.</w:t>
             </w:r>
           </w:p>
         </w:tc>
@@ -8757,7 +8757,7 @@
           <w:color w:val="5A5A6E"/>
           <w:sz w:val="18"/>
         </w:rPr>
-        <w:t xml:space="preserve">Prikken på kortet og registreringen i databasen er det samme objekt.   </w:t>
+        <w:t xml:space="preserve">Prikken på kortet og registreringen i registret er det samme objekt.   </w:t>
       </w:r>
       <w:r>
         <w:rPr>
@@ -9052,7 +9052,7 @@
                 <w:i w:val="0"/>
                 <w:sz w:val="16"/>
               </w:rPr>
-              <w:t>Geospatiale data SKAL udstilles gennem en standardbaseret webtjenestegrænseflade.</w:t>
+              <w:t>Geospatiale data skal udstilles gennem en standardbaseret webtjenestegrænseflade.</w:t>
             </w:r>
           </w:p>
         </w:tc>
@@ -9154,7 +9154,7 @@
                 <w:i w:val="0"/>
                 <w:sz w:val="16"/>
               </w:rPr>
-              <w:t>Geospatiale data SKAL kodes ved hjælp af åbne standarder. Det anbefales at anvende relevante standarder fra OGC og BuildingSMART International.</w:t>
+              <w:t>Geospatiale data skal kodes ved hjælp af åbne standarder. Det anbefales at anvende relevante standarder fra OGC og BuildingSMART International.</w:t>
             </w:r>
           </w:p>
         </w:tc>
@@ -9256,7 +9256,7 @@
                 <w:i w:val="0"/>
                 <w:sz w:val="16"/>
               </w:rPr>
-              <w:t>Alle datasæt, der anvendes til at give yderligere oplysninger om den kontekst, der dækkes af geospatiale data, SKAL overholde MIM1 og MIM2.</w:t>
+              <w:t>Alle datasæt, der anvendes til at give yderligere oplysninger om den kontekst, der dækkes af geospatiale data, skal overholde MIM1 og MIM2.</w:t>
             </w:r>
           </w:p>
         </w:tc>
@@ -9358,7 +9358,7 @@
                 <w:i w:val="0"/>
                 <w:sz w:val="16"/>
               </w:rPr>
-              <w:t>Unikke og persistente identifikatorer SKAL anvendes til at identificere konkrete forekomster af enhver entitet, der anvendes i datasæt. (Se MIM1: Sammenkædning af data).</w:t>
+              <w:t>Unikke og persistente identifikatorer skal anvendes til at identificere konkrete forekomster af enhver entitet, der anvendes i datasæt. (Se MIM1: Sammenkædning af data).</w:t>
             </w:r>
           </w:p>
         </w:tc>
@@ -9460,7 +9460,7 @@
                 <w:i w:val="0"/>
                 <w:sz w:val="16"/>
               </w:rPr>
-              <w:t>Koordinatreferencesystemer (CRS) SKAL overholde standarder, og der SKAL gives oplysninger om, hvilken standard (f.eks. EPSG:4326, EPSG:3857) der anvendes. Dette omfatter EPSG-nummeret eller WGS-nummeret sammen med oplysninger om enhver variation baseret på nationale systemer såsom det lettiske LKS-92, således at data kan transformeres til et fælles CRS. (Bemærk: Inden for EU er det for geospatiale data påkrævet at anvende metadata i overensstemmelse med INSPIRE-direktivet, herunder de metadata, der er nødvendige for at beskrive CRS-oplysningerne).</w:t>
+              <w:t>Koordinatreferencesystemer (CRS) skal overholde standarder, og der skal gives oplysninger om, hvilken standard (f.eks. EPSG:4326, EPSG:3857) der anvendes. Dette omfatter EPSG-nummeret eller WGS-nummeret sammen med oplysninger om enhver variation baseret på nationale systemer såsom det lettiske LKS-92, således at data kan transformeres til et fælles CRS. (Bemærk: Inden for EU er det for geospatiale data påkrævet at anvende metadata i overensstemmelse med INSPIRE-direktivet, herunder de metadata, der er nødvendige for at beskrive CRS-oplysningerne).</w:t>
             </w:r>
           </w:p>
         </w:tc>
@@ -9522,7 +9522,7 @@
           <w:color w:val="003399"/>
           <w:sz w:val="36"/>
         </w:rPr>
-        <w:t>MIM8 · Kan vores digitale tvilling udbygges?</w:t>
+        <w:t>MIM8 · Kan vores digitale tvilling vokse?</w:t>
       </w:r>
     </w:p>
     <w:p>
@@ -9590,7 +9590,7 @@
           <w:i w:val="0"/>
           <w:sz w:val="20"/>
         </w:rPr>
-        <w:t>Datasæt, modelinput og simuleringsoutput er tilgængelige via API'er (i overensstemmelse med MIM0) og ikke indkapslet i tvillingen.</w:t>
+        <w:t>Datasæt, modelinput og simuleringsoutput er tilgængelige via API'er (i overensstemmelse med MIM0) og forbliver ikke låst inde i tvillingen.</w:t>
       </w:r>
     </w:p>
     <w:p>
@@ -9698,7 +9698,7 @@
           <w:i w:val="0"/>
           <w:sz w:val="20"/>
         </w:rPr>
-        <w:t>Outputdata anvender standardformater (GeoJSON, CityJSON, 3D Tiles, NetCDF…), som kan behandles af værktøjer, der ikke er leveret af samme leverandør.</w:t>
+        <w:t>Outputdata anvender standardformater (GeoJSON, CityJSON, 3D Tiles, NetCDF…), som kan læses af tredjepartsværktøjer.</w:t>
       </w:r>
     </w:p>
     <w:p>
@@ -10061,7 +10061,7 @@
                 <w:i w:val="0"/>
                 <w:sz w:val="16"/>
               </w:rPr>
-              <w:t>Den LDT SKAL give adgang til simuleringsoutput og beregningsmodelinput, hvor disse er nødvendige som en del af LDT-arbejdsgange.</w:t>
+              <w:t>Den LDT skal give adgang til simuleringsoutput og beregningsmodelinput, hvor disse er nødvendige som en del af LDT-arbejdsgange.</w:t>
             </w:r>
           </w:p>
         </w:tc>
@@ -10110,7 +10110,7 @@
                 <w:i w:val="0"/>
                 <w:sz w:val="16"/>
               </w:rPr>
-              <w:t>Den LDT BØR skelne tydeligt mellem rå kildedata, transformerede arbejdsgangklare data, modelinput og modeloutput.</w:t>
+              <w:t>Den LDT bør skelne tydeligt mellem rå kildedata, transformerede arbejdsgangklare data, modelinput og modeloutput.</w:t>
             </w:r>
           </w:p>
         </w:tc>
@@ -10314,7 +10314,7 @@
                 <w:i w:val="0"/>
                 <w:sz w:val="16"/>
               </w:rPr>
-              <w:t>Modellen BØR levere standardmodelmetadata, herunder en beskrivelse af dens metoder og parametre samt dataparametre (enten efter værdi eller efter reference). Til dette formål BØR fælles metadatastandarder anvendes.</w:t>
+              <w:t>Modellen bør levere standardmodelmetadata, herunder en beskrivelse af dens metoder og parametre samt dataparametre (enten som værdi eller som reference). Til dette formål bør fælles metadatastandarder anvendes.</w:t>
             </w:r>
           </w:p>
         </w:tc>
@@ -10363,7 +10363,7 @@
                 <w:i w:val="0"/>
                 <w:sz w:val="16"/>
               </w:rPr>
-              <w:t>Modellen SKAL udstille eller kunne kaldes via en dokumenteret grænseflade, fortrinsvis ved hjælp af et kendt, standardiseret API. Datasættet, der udgør modellens resultat, SKAL beskrives (på dataniveau).</w:t>
+              <w:t>Modellen skal udstille eller kunne kaldes via en dokumenteret grænseflade, fortrinsvis ved hjælp af et kendt, standardiseret API. Datasættet, der udgør modellens resultat, skal beskrives (på dataniveau).</w:t>
             </w:r>
           </w:p>
         </w:tc>
@@ -10412,7 +10412,7 @@
                 <w:i w:val="0"/>
                 <w:sz w:val="16"/>
               </w:rPr>
-              <w:t>Troværdig, pålidelig og etisk anvendelse af innovative metoder (LLM'er, agentbaseret AI osv.) BØR sikres. Bias BØR minimeres, hvor det er relevant. De metoder, der anvendes til at garantere dette, BØR beskrives.</w:t>
+              <w:t>Troværdig, pålidelig og etisk anvendelse af innovative metoder (LLM'er, agentbaseret AI osv.) bør sikres. Bias bør minimeres, hvor det er relevant. De metoder, der anvendes til at garantere dette, bør beskrives.</w:t>
             </w:r>
           </w:p>
         </w:tc>
@@ -10461,7 +10461,7 @@
                 <w:i w:val="0"/>
                 <w:sz w:val="16"/>
               </w:rPr>
-              <w:t>Modellen SKAL kunne tilgå data på vegne af slutbrugeren eller organisationen. Se MIM3</w:t>
+              <w:t>Modellen skal kunne tilgå data på vegne af slutbrugeren eller organisationen. Se MIM3</w:t>
             </w:r>
           </w:p>
         </w:tc>
@@ -10510,7 +10510,7 @@
                 <w:i w:val="0"/>
                 <w:sz w:val="16"/>
               </w:rPr>
-              <w:t>For data, der skal anvendes i AI-modeller, BØR proveniens og tillid garanteres. I visse tilfælde SKAL en autoritativ kilde, såsom en offentlig myndighed, anføres.</w:t>
+              <w:t>For data, der skal anvendes i AI-modeller, bør proveniens og tillid garanteres. I visse tilfælde skal en autoritativ kilde, såsom en offentlig myndighed, anføres.</w:t>
             </w:r>
           </w:p>
         </w:tc>
@@ -10910,7 +10910,7 @@
                 <w:i w:val="0"/>
                 <w:sz w:val="16"/>
               </w:rPr>
-              <w:t>Den LDT understøtter forskellige interaktive visualiseringstyper, såsom 2D-kort, 3D-scener, betjeningspaneler, rapporter eller offentligt tilgængelige visninger.</w:t>
+              <w:t>Den LDT understøtter forskellige interaktive visualiseringstyper, såsom 2D-kort, 3D-scener, dashboards, rapporter eller offentligt tilgængelige visninger.</w:t>
             </w:r>
           </w:p>
         </w:tc>
@@ -11012,7 +11012,7 @@
                 <w:i w:val="0"/>
                 <w:sz w:val="16"/>
               </w:rPr>
-              <w:t>Den LDT BØR dokumentere uløste semantiske huller, antagelser eller kortlægninger, der kan påvirke fortolkningen, genanvendelsen eller sammenligningen af resultater.</w:t>
+              <w:t>Den LDT bør dokumentere uløste semantiske huller, antagelser eller kortlægninger, der kan påvirke fortolkningen, genanvendelsen eller sammenligningen af resultater.</w:t>
             </w:r>
           </w:p>
         </w:tc>
@@ -11494,7 +11494,7 @@
           <w:color w:val="003399"/>
           <w:sz w:val="21"/>
         </w:rPr>
-        <w:t>X.3  Ingen bruger- eller forespørgselsgebyrer</w:t>
+        <w:t>X.3  Ingen gebyrer for egne data</w:t>
       </w:r>
     </w:p>
     <w:p>
@@ -11507,7 +11507,7 @@
           <w:i w:val="0"/>
           <w:sz w:val="20"/>
         </w:rPr>
-        <w:t>Ingen gebyrer for kommunens adgang til egne data.</w:t>
+        <w:t>Ordregiveren betaler intet gebyr for adgang til sine egne data, hverken pr. bruger eller pr. forespørgsel.</w:t>
       </w:r>
     </w:p>
     <w:p>
@@ -11615,7 +11615,7 @@
           <w:i w:val="0"/>
           <w:sz w:val="20"/>
         </w:rPr>
-        <w:t>Udbuddet navngiver ovenstående standarder; udsagn om ”kompatibilitet med” skal angive den nøjagtige grænseflade og version. Enhver henvisning til en standard eller teknisk specifikation tillader en tilsvarende løsning; tilbudsgiveren godtgør ækvivalensen.</w:t>
+        <w:t>Udbuddet navngiver specifikke standarder; påstande om at være ”kompatibel med” skal angive den nøjagtige grænseflade og version. Enhver henvisning til en standard eller teknisk specifikation tillader en tilsvarende løsning; tilbudsgiveren godtgør ækvivalensen.</w:t>
       </w:r>
     </w:p>
     <w:p>
@@ -11683,7 +11683,7 @@
           <w:i w:val="0"/>
           <w:sz w:val="20"/>
         </w:rPr>
-        <w:t>Afkrydsede sider: MIM0, MIM1, MIM2, MIM6 og MIM7 (data vises på et kort). Fra MIM3 kun punkt 3.1 (luftkvalitetsdata offentliggøres som åbne data og hører derfor hjemme i et katalog); ikke MIM8: dette er ikke en digital tvilling.</w:t>
+        <w:t>Afkrydsede sider: MIM0, MIM1, MIM2, MIM6 og MIM7 (dataene vises på et kort). Fra MIM3 kun punkt 3.1 (luftkvalitetsdata offentliggøres som åbne data, så de hører hjemme i et katalog); MIM8 finder ikke anvendelse: systemet er ikke en digital tvilling.</w:t>
       </w:r>
     </w:p>
     <w:p>
@@ -11955,7 +11955,7 @@
                 <w:i w:val="0"/>
                 <w:sz w:val="18"/>
               </w:rPr>
-              <w:t>Ophørsvilkår, Rettigheder til data, Ingen bruger- eller forespørgselsgebyrer, API-stabilitet og -versionering; det udfyldte overensstemmelsesskema som bilag</w:t>
+              <w:t>Ophørsvilkår, Rettigheder til data, Ingen gebyrer for egne data, API-stabilitet og -versionering; det udfyldte overensstemmelsesskema som bilag</w:t>
             </w:r>
           </w:p>
         </w:tc>
@@ -12112,7 +12112,7 @@
           <w:i w:val="0"/>
           <w:sz w:val="19"/>
         </w:rPr>
-        <w:t>4.3.23 Tilbudsgiveren udfylder overensstemmelsesskemaet (bilag til udbudsmaterialet) og fremlægger dokumentation for hvert krævet punkt. Tilbudsgiveren påviser punkt 4.3.1 til 4.3.21 med et aktivt API-kald under tilbudsevalueringen; ordregiveren efterprøver dem igen ved overtagelsen. Manglende opfyldelse udgør en grund til at afvise overtagelse.</w:t>
+        <w:t>4.3.23 Tilbudsgiveren udfylder overensstemmelsesskemaet (bilag til udbudsmaterialet) og fremlægger dokumentation for hvert krævet punkt. Under tilbudsevalueringen påviser tilbudsgiveren punkt 4.3.1 til 4.3.21 (for eksempel med et aktivt API-kald); et tilbud, der ikke opfylder et krævet punkt, opfylder ikke kravene til kontraktens genstand. Ordregiveren efterprøver punkterne igen ved overtagelsen; en manglende opfyldelse til den tid er en grund til at afvise overtagelse.</w:t>
       </w:r>
     </w:p>
     <w:p>
@@ -12486,7 +12486,7 @@
           <w:color w:val="5A5A6E"/>
           <w:sz w:val="18"/>
         </w:rPr>
-        <w:t>Et løfte om fremtiden er I: evalueringsudvalget efterprøver kun det, tilbudsgiveren kan påvise.</w:t>
+        <w:t>Et løfte om fremtidig funktionalitet gælder som I: udvalget efterprøver kun det, tilbudsgiveren kan påvise. For et krævet punkt betyder I, at tilbuddet ikke opfylder kravene til kontraktens genstand.</w:t>
       </w:r>
     </w:p>
     <w:p>
@@ -13173,7 +13173,7 @@
                 <w:color w:val="FFFFFF"/>
                 <w:sz w:val="17"/>
               </w:rPr>
-              <w:t>MIM1 · Har ethvert objekt et varigt navn?</w:t>
+              <w:t>MIM1 · Har alle entiteter et varigt navn?</w:t>
             </w:r>
           </w:p>
         </w:tc>
@@ -14135,7 +14135,7 @@
                 <w:color w:val="FFFFFF"/>
                 <w:sz w:val="17"/>
               </w:rPr>
-              <w:t>MIM6 · Er vores data sikre under overførsel og i brug?</w:t>
+              <w:t>MIM6 · Er vores data sikre?</w:t>
             </w:r>
           </w:p>
         </w:tc>
@@ -14831,7 +14831,7 @@
                 <w:color w:val="FFFFFF"/>
                 <w:sz w:val="17"/>
               </w:rPr>
-              <w:t>MIM8 · Kan vores digitale tvilling udbygges?</w:t>
+              <w:t>MIM8 · Kan vores digitale tvilling vokse?</w:t>
             </w:r>
           </w:p>
         </w:tc>
@@ -14945,7 +14945,7 @@
                 <w:i w:val="0"/>
                 <w:sz w:val="17"/>
               </w:rPr>
-              <w:t>Modeller dokumenterede og eksekverbare</w:t>
+              <w:t>Modeller dokumenterede og kaldbare</w:t>
             </w:r>
           </w:p>
         </w:tc>
@@ -15109,7 +15109,7 @@
                 <w:i w:val="0"/>
                 <w:sz w:val="17"/>
               </w:rPr>
-              <w:t>Arbejdsgangens dataoprindelse logget</w:t>
+              <w:t>Arbejdsgangens proveniens registreret</w:t>
             </w:r>
           </w:p>
         </w:tc>
@@ -15457,7 +15457,7 @@
                 <w:i w:val="0"/>
                 <w:sz w:val="17"/>
               </w:rPr>
-              <w:t>API-stabilitet: versioneret, 6 mdr. varsel ved brud</w:t>
+              <w:t>API-stabilitet: versioneret, 6 mdr. varsel ved inkompatible ændringer</w:t>
             </w:r>
           </w:p>
         </w:tc>
@@ -15843,7 +15843,7 @@
           <w:i w:val="0"/>
           <w:sz w:val="20"/>
         </w:rPr>
-        <w:t>En teknisk forskrift, som enhver frit kan læse og implementere uden betaling eller tilladelse.</w:t>
+        <w:t>En teknisk forskrift, som enhver frit kan læse og implementere uden betaling og uden særlig tilladelse.</w:t>
       </w:r>
     </w:p>
     <w:p>
@@ -15931,7 +15931,7 @@
           <w:i w:val="0"/>
           <w:sz w:val="20"/>
         </w:rPr>
-        <w:t>Når det er så bekosteligt at forlade en leverandør — i data, formater eller gebyrer — at man reelt ikke kan.</w:t>
+        <w:t>En tilstand, hvor udgifterne til data, formater eller gebyrer gør et leverandørskift praktisk talt umuligt.</w:t>
       </w:r>
     </w:p>
     <w:p>
@@ -16124,7 +16124,7 @@
           <w:color w:val="5A5A6E"/>
           <w:sz w:val="17"/>
         </w:rPr>
-        <w:t>v9.0.6 · 2026-09-18</w:t>
+        <w:t>v9.0.7 · 2026-09-19</w:t>
       </w:r>
     </w:p>
     <w:sectPr>
@@ -16152,7 +16152,7 @@
         <w:color w:val="5A5A6E"/>
         <w:sz w:val="16"/>
       </w:rPr>
-      <w:t xml:space="preserve">Tjekliste til udbud med de minimale mekanismer for interoperabilitet (MIMs) · MIMs Plus 9.0 · v9.0.6 · 2026-09-18  ·  </w:t>
+      <w:t xml:space="preserve">Tjekliste til udbud baseret på de minimale interoperabilitetsmekanismer (MIMs) · MIMs Plus 9.0 · v9.0.7 · 2026-09-19  ·  </w:t>
     </w:r>
     <w:fldSimple w:instr="PAGE"/>
   </w:p>
